--- a/examples/rendered/ccdl-all-properties.docx
+++ b/examples/rendered/ccdl-all-properties.docx
@@ -72,7 +72,7 @@
         <w:t xml:space="preserve">E1  </w:t>
       </w:r>
       <w:r>
-        <w:t>[Person] Geschlecht (LL2191-6, LOINC)</w:t>
+        <w:t>[Patient] Geschlecht (LL2191-6, LOINC)</w:t>
       </w:r>
     </w:p>
     <w:p>
@@ -118,7 +118,7 @@
         <w:t xml:space="preserve">E2  </w:t>
       </w:r>
       <w:r>
-        <w:t>[Person] Alter (30525-0, LOINC)</w:t>
+        <w:t>[Patient] Alter (30525-0, LOINC)</w:t>
       </w:r>
     </w:p>
     <w:p>
@@ -133,7 +133,7 @@
         <w:rPr>
           <w:sz w:val="18"/>
         </w:rPr>
-        <w:t>· Wert: &gt; 18 Jahr</w:t>
+        <w:t>· Wert: &gt; 18 Jahr(e)</w:t>
       </w:r>
     </w:p>
     <w:p>
@@ -428,7 +428,7 @@
         <w:t xml:space="preserve">A1  </w:t>
       </w:r>
       <w:r>
-        <w:t>[Person] Geschlecht (LL2191-6, LOINC) → Ausschluss</w:t>
+        <w:t>[Patient] Geschlecht (LL2191-6, LOINC) → Ausschluss</w:t>
       </w:r>
     </w:p>
     <w:p>
@@ -474,7 +474,7 @@
         <w:t xml:space="preserve">A2  </w:t>
       </w:r>
       <w:r>
-        <w:t>[Person] Alter (30525-0, LOINC) → Ausschluss</w:t>
+        <w:t>[Patient] Alter (30525-0, LOINC) → Ausschluss</w:t>
       </w:r>
     </w:p>
     <w:p>
@@ -489,7 +489,22 @@
         <w:rPr>
           <w:sz w:val="18"/>
         </w:rPr>
-        <w:t>· Wert: &gt; 65 Jahr</w:t>
+        <w:t>· Wert: &gt; 65 year</w:t>
+      </w:r>
+    </w:p>
+    <w:p>
+      <w:pPr>
+        <w:spacing w:after="0"/>
+        <w:ind w:left="227"/>
+        <w:pBdr>
+          <w:left w:val="single" w:sz="18" w:space="6" w:color="8A3B2C"/>
+        </w:pBdr>
+      </w:pPr>
+      <w:r>
+        <w:rPr>
+          <w:sz w:val="18"/>
+        </w:rPr>
+        <w:t>· ⚠ Einheit im Export widersprüchlich: UCUM-Code „year“, Bezeichnung „Jahr“ — dargestellt wird der Code.</w:t>
       </w:r>
     </w:p>
     <w:p>
@@ -583,7 +598,7 @@
         <w:t xml:space="preserve">A3b  </w:t>
       </w:r>
       <w:r>
-        <w:t>[Person] Körpertemperatur (8310-5, LOINC)</w:t>
+        <w:t>[Patient] Körpertemperatur (8310-5, LOINC)</w:t>
       </w:r>
     </w:p>
     <w:p>
@@ -629,6 +644,392 @@
           <w:sz w:val="18"/>
         </w:rPr>
         <w:t>· Zeitraum (Überschneidung): von 09.09.2021 bis 09.10.2021</w:t>
+      </w:r>
+    </w:p>
+    <w:p>
+      <w:pPr>
+        <w:pStyle w:val="Heading1"/>
+      </w:pPr>
+      <w:r>
+        <w:t>Kodiersysteme</w:t>
+      </w:r>
+    </w:p>
+    <w:tbl>
+      <w:tblPr>
+        <w:tblStyle w:val="LightGrid-Accent1"/>
+        <w:tblW w:type="auto" w:w="0"/>
+        <w:tblLook w:firstColumn="1" w:firstRow="1" w:lastColumn="0" w:lastRow="0" w:noHBand="0" w:noVBand="1" w:val="04A0"/>
+      </w:tblPr>
+      <w:tblGrid>
+        <w:gridCol w:w="2880"/>
+        <w:gridCol w:w="2880"/>
+        <w:gridCol w:w="2880"/>
+      </w:tblGrid>
+      <w:tr>
+        <w:tc>
+          <w:tcPr>
+            <w:tcW w:type="dxa" w:w="2880"/>
+          </w:tcPr>
+          <w:p>
+            <w:r>
+              <w:rPr>
+                <w:b/>
+              </w:rPr>
+              <w:t>Kurzform</w:t>
+            </w:r>
+          </w:p>
+        </w:tc>
+        <w:tc>
+          <w:tcPr>
+            <w:tcW w:type="dxa" w:w="2880"/>
+          </w:tcPr>
+          <w:p>
+            <w:r>
+              <w:rPr>
+                <w:b/>
+              </w:rPr>
+              <w:t>System-URI</w:t>
+            </w:r>
+          </w:p>
+        </w:tc>
+        <w:tc>
+          <w:tcPr>
+            <w:tcW w:type="dxa" w:w="2880"/>
+          </w:tcPr>
+          <w:p>
+            <w:r>
+              <w:rPr>
+                <w:b/>
+              </w:rPr>
+              <w:t>Version(en)</w:t>
+            </w:r>
+          </w:p>
+        </w:tc>
+      </w:tr>
+      <w:tr>
+        <w:tc>
+          <w:tcPr>
+            <w:tcW w:type="dxa" w:w="2880"/>
+          </w:tcPr>
+          <w:p>
+            <w:r>
+              <w:t>FDPG</w:t>
+            </w:r>
+          </w:p>
+        </w:tc>
+        <w:tc>
+          <w:tcPr>
+            <w:tcW w:type="dxa" w:w="2880"/>
+          </w:tcPr>
+          <w:p>
+            <w:r>
+              <w:t>fdpg.mii.cds</w:t>
+            </w:r>
+          </w:p>
+        </w:tc>
+        <w:tc>
+          <w:tcPr>
+            <w:tcW w:type="dxa" w:w="2880"/>
+          </w:tcPr>
+          <w:p>
+            <w:r>
+              <w:t>1.0.0</w:t>
+            </w:r>
+          </w:p>
+        </w:tc>
+      </w:tr>
+      <w:tr>
+        <w:tc>
+          <w:tcPr>
+            <w:tcW w:type="dxa" w:w="2880"/>
+          </w:tcPr>
+          <w:p>
+            <w:r>
+              <w:t>ICD-10-GM</w:t>
+            </w:r>
+          </w:p>
+        </w:tc>
+        <w:tc>
+          <w:tcPr>
+            <w:tcW w:type="dxa" w:w="2880"/>
+          </w:tcPr>
+          <w:p>
+            <w:r>
+              <w:t>http://fhir.de/CodeSystem/dimdi/icd-10-gm</w:t>
+            </w:r>
+          </w:p>
+        </w:tc>
+        <w:tc>
+          <w:tcPr>
+            <w:tcW w:type="dxa" w:w="2880"/>
+          </w:tcPr>
+          <w:p>
+            <w:r>
+              <w:t>—</w:t>
+            </w:r>
+          </w:p>
+        </w:tc>
+      </w:tr>
+      <w:tr>
+        <w:tc>
+          <w:tcPr>
+            <w:tcW w:type="dxa" w:w="2880"/>
+          </w:tcPr>
+          <w:p>
+            <w:r>
+              <w:t>ICD-O-3</w:t>
+            </w:r>
+          </w:p>
+        </w:tc>
+        <w:tc>
+          <w:tcPr>
+            <w:tcW w:type="dxa" w:w="2880"/>
+          </w:tcPr>
+          <w:p>
+            <w:r>
+              <w:t>icd-o-3</w:t>
+            </w:r>
+          </w:p>
+        </w:tc>
+        <w:tc>
+          <w:tcPr>
+            <w:tcW w:type="dxa" w:w="2880"/>
+          </w:tcPr>
+          <w:p>
+            <w:r>
+              <w:t>—</w:t>
+            </w:r>
+          </w:p>
+        </w:tc>
+      </w:tr>
+      <w:tr>
+        <w:tc>
+          <w:tcPr>
+            <w:tcW w:type="dxa" w:w="2880"/>
+          </w:tcPr>
+          <w:p>
+            <w:r>
+              <w:t>LOINC ⚠</w:t>
+            </w:r>
+          </w:p>
+        </w:tc>
+        <w:tc>
+          <w:tcPr>
+            <w:tcW w:type="dxa" w:w="2880"/>
+          </w:tcPr>
+          <w:p>
+            <w:r>
+              <w:t>http://loinc.org</w:t>
+            </w:r>
+          </w:p>
+        </w:tc>
+        <w:tc>
+          <w:tcPr>
+            <w:tcW w:type="dxa" w:w="2880"/>
+          </w:tcPr>
+          <w:p>
+            <w:r>
+              <w:t>—</w:t>
+            </w:r>
+          </w:p>
+        </w:tc>
+      </w:tr>
+      <w:tr>
+        <w:tc>
+          <w:tcPr>
+            <w:tcW w:type="dxa" w:w="2880"/>
+          </w:tcPr>
+          <w:p>
+            <w:r>
+              <w:t>LOINC ⚠</w:t>
+            </w:r>
+          </w:p>
+        </w:tc>
+        <w:tc>
+          <w:tcPr>
+            <w:tcW w:type="dxa" w:w="2880"/>
+          </w:tcPr>
+          <w:p>
+            <w:r>
+              <w:t>https://fhir.loinc.org/CodeSystem/$lookup?system=http://loinc.org&amp;code=LL2191-6</w:t>
+            </w:r>
+          </w:p>
+        </w:tc>
+        <w:tc>
+          <w:tcPr>
+            <w:tcW w:type="dxa" w:w="2880"/>
+          </w:tcPr>
+          <w:p>
+            <w:r>
+              <w:t>—</w:t>
+            </w:r>
+          </w:p>
+        </w:tc>
+      </w:tr>
+      <w:tr>
+        <w:tc>
+          <w:tcPr>
+            <w:tcW w:type="dxa" w:w="2880"/>
+          </w:tcPr>
+          <w:p>
+            <w:r>
+              <w:t>OPS</w:t>
+            </w:r>
+          </w:p>
+        </w:tc>
+        <w:tc>
+          <w:tcPr>
+            <w:tcW w:type="dxa" w:w="2880"/>
+          </w:tcPr>
+          <w:p>
+            <w:r>
+              <w:t>http://fhir.de/CodeSystem/bfarm/ops</w:t>
+            </w:r>
+          </w:p>
+        </w:tc>
+        <w:tc>
+          <w:tcPr>
+            <w:tcW w:type="dxa" w:w="2880"/>
+          </w:tcPr>
+          <w:p>
+            <w:r>
+              <w:t>2023</w:t>
+            </w:r>
+          </w:p>
+        </w:tc>
+      </w:tr>
+      <w:tr>
+        <w:tc>
+          <w:tcPr>
+            <w:tcW w:type="dxa" w:w="2880"/>
+          </w:tcPr>
+          <w:p>
+            <w:r>
+              <w:t>abide</w:t>
+            </w:r>
+          </w:p>
+        </w:tc>
+        <w:tc>
+          <w:tcPr>
+            <w:tcW w:type="dxa" w:w="2880"/>
+          </w:tcPr>
+          <w:p>
+            <w:r>
+              <w:t>abide</w:t>
+            </w:r>
+          </w:p>
+        </w:tc>
+        <w:tc>
+          <w:tcPr>
+            <w:tcW w:type="dxa" w:w="2880"/>
+          </w:tcPr>
+          <w:p>
+            <w:r>
+              <w:t>—</w:t>
+            </w:r>
+          </w:p>
+        </w:tc>
+      </w:tr>
+      <w:tr>
+        <w:tc>
+          <w:tcPr>
+            <w:tcW w:type="dxa" w:w="2880"/>
+          </w:tcPr>
+          <w:p>
+            <w:r>
+              <w:t>fhir</w:t>
+            </w:r>
+          </w:p>
+        </w:tc>
+        <w:tc>
+          <w:tcPr>
+            <w:tcW w:type="dxa" w:w="2880"/>
+          </w:tcPr>
+          <w:p>
+            <w:r>
+              <w:t>http://hl7.org/fhir/</w:t>
+            </w:r>
+          </w:p>
+        </w:tc>
+        <w:tc>
+          <w:tcPr>
+            <w:tcW w:type="dxa" w:w="2880"/>
+          </w:tcPr>
+          <w:p>
+            <w:r>
+              <w:t>—</w:t>
+            </w:r>
+          </w:p>
+        </w:tc>
+      </w:tr>
+      <w:tr>
+        <w:tc>
+          <w:tcPr>
+            <w:tcW w:type="dxa" w:w="2880"/>
+          </w:tcPr>
+          <w:p>
+            <w:r>
+              <w:t>mii.abide</w:t>
+            </w:r>
+          </w:p>
+        </w:tc>
+        <w:tc>
+          <w:tcPr>
+            <w:tcW w:type="dxa" w:w="2880"/>
+          </w:tcPr>
+          <w:p>
+            <w:r>
+              <w:t>mii.abide</w:t>
+            </w:r>
+          </w:p>
+        </w:tc>
+        <w:tc>
+          <w:tcPr>
+            <w:tcW w:type="dxa" w:w="2880"/>
+          </w:tcPr>
+          <w:p>
+            <w:r>
+              <w:t>—</w:t>
+            </w:r>
+          </w:p>
+        </w:tc>
+      </w:tr>
+      <w:tr>
+        <w:tc>
+          <w:tcPr>
+            <w:tcW w:type="dxa" w:w="2880"/>
+          </w:tcPr>
+          <w:p>
+            <w:r>
+              <w:t>ohne System</w:t>
+            </w:r>
+          </w:p>
+        </w:tc>
+        <w:tc>
+          <w:tcPr>
+            <w:tcW w:type="dxa" w:w="2880"/>
+          </w:tcPr>
+          <w:p>
+            <w:r>
+              <w:t>(ohne System)</w:t>
+            </w:r>
+          </w:p>
+        </w:tc>
+        <w:tc>
+          <w:tcPr>
+            <w:tcW w:type="dxa" w:w="2880"/>
+          </w:tcPr>
+          <w:p>
+            <w:r>
+              <w:t>—</w:t>
+            </w:r>
+          </w:p>
+        </w:tc>
+      </w:tr>
+    </w:tbl>
+    <w:p>
+      <w:r>
+        <w:t>⚠ Diese Kurzform steht im Dokument für mehr als eine System-URI. Die Kriterien nennen nur die Kurzform; maßgeblich ist die URI aus dem Export.</w:t>
       </w:r>
     </w:p>
     <w:p>
@@ -782,7 +1183,73 @@
           </w:tcPr>
           <w:p>
             <w:r>
-              <w:t>Bezeichnung, Code und Kodiersystem des Konzepts</w:t>
+              <w:t>Bezeichnung, Code und Kodiersystem des Konzepts; die vollständige System-URI steht unter „Kodiersysteme“</w:t>
+            </w:r>
+          </w:p>
+        </w:tc>
+      </w:tr>
+      <w:tr>
+        <w:tc>
+          <w:tcPr>
+            <w:tcW w:type="dxa" w:w="4320"/>
+          </w:tcPr>
+          <w:p>
+            <w:r>
+              <w:t>x bis y</w:t>
+            </w:r>
+          </w:p>
+        </w:tc>
+        <w:tc>
+          <w:tcPr>
+            <w:tcW w:type="dxa" w:w="4320"/>
+          </w:tcPr>
+          <w:p>
+            <w:r>
+              <w:t>Wertebereich; die CCDL legt nicht fest, ob die Grenzen eingeschlossen sind — hier unverändert wiedergegeben</w:t>
+            </w:r>
+          </w:p>
+        </w:tc>
+      </w:tr>
+      <w:tr>
+        <w:tc>
+          <w:tcPr>
+            <w:tcW w:type="dxa" w:w="4320"/>
+          </w:tcPr>
+          <w:p>
+            <w:r>
+              <w:t>Einheiten</w:t>
+            </w:r>
+          </w:p>
+        </w:tc>
+        <w:tc>
+          <w:tcPr>
+            <w:tcW w:type="dxa" w:w="4320"/>
+          </w:tcPr>
+          <w:p>
+            <w:r>
+              <w:t>dargestellt wird der UCUM-Code aus dem Export, nicht die freie Bezeichnung; Abweichungen zwischen beiden werden am Kriterium vermerkt</w:t>
+            </w:r>
+          </w:p>
+        </w:tc>
+      </w:tr>
+      <w:tr>
+        <w:tc>
+          <w:tcPr>
+            <w:tcW w:type="dxa" w:w="4320"/>
+          </w:tcPr>
+          <w:p>
+            <w:r>
+              <w:t>Bezeichnungen</w:t>
+            </w:r>
+          </w:p>
+        </w:tc>
+        <w:tc>
+          <w:tcPr>
+            <w:tcW w:type="dxa" w:w="4320"/>
+          </w:tcPr>
+          <w:p>
+            <w:r>
+              <w:t>aus der FDPG-Terminologie aufgelöst und können daher von den im Export enthaltenen Bezeichnungen abweichen; Codes und Systeme stammen unverändert aus dem Export</w:t>
             </w:r>
           </w:p>
         </w:tc>

--- a/examples/rendered/ccdl-all-properties.docx
+++ b/examples/rendered/ccdl-all-properties.docx
@@ -134,6 +134,21 @@
           <w:sz w:val="18"/>
         </w:rPr>
         <w:t>· Wert: &gt; 18 Jahr(e)</w:t>
+      </w:r>
+    </w:p>
+    <w:p>
+      <w:pPr>
+        <w:spacing w:after="0"/>
+        <w:ind w:left="227"/>
+        <w:pBdr>
+          <w:left w:val="single" w:sz="18" w:space="6" w:color="2C5F8A"/>
+        </w:pBdr>
+      </w:pPr>
+      <w:r>
+        <w:rPr>
+          <w:sz w:val="18"/>
+        </w:rPr>
+        <w:t>· ⚠ Einheit im Export widersprüchlich: UCUM-Code „a“, Bezeichnung „Jahr“ — dargestellt wird der Code.</w:t>
       </w:r>
     </w:p>
     <w:p>
